--- a/yiyang_invest/益阳高新区智慧招商平台_使用手册.docx
+++ b/yiyang_invest/益阳高新区智慧招商平台_使用手册.docx
@@ -9,7 +9,7 @@
       </w:pPr>
       <w:r>
         <w:rPr>
-          <w:rFonts w:ascii="微软雅黑" w:hAnsi="微软雅黑"/>
+          <w:rFonts w:ascii="宋体" w:hAnsi="宋体"/>
           <w:b/>
           <w:color w:val="1E5BFF"/>
           <w:sz w:val="56"/>
@@ -23,7 +23,7 @@
       </w:pPr>
       <w:r>
         <w:rPr>
-          <w:rFonts w:ascii="微软雅黑" w:hAnsi="微软雅黑"/>
+          <w:rFonts w:ascii="宋体" w:hAnsi="宋体"/>
           <w:color w:val="666666"/>
           <w:sz w:val="36"/>
         </w:rPr>
@@ -37,6 +37,7 @@
       </w:pPr>
       <w:r>
         <w:rPr>
+          <w:rFonts w:ascii="宋体" w:hAnsi="宋体"/>
           <w:sz w:val="22"/>
         </w:rPr>
         <w:t>版本：v1.0</w:t>
@@ -44,6 +45,7 @@
       </w:r>
       <w:r>
         <w:rPr>
+          <w:rFonts w:ascii="宋体" w:hAnsi="宋体"/>
           <w:sz w:val="22"/>
         </w:rPr>
         <w:t>日期：2026-08-01</w:t>
@@ -51,13 +53,15 @@
       </w:r>
       <w:r>
         <w:rPr>
+          <w:rFonts w:ascii="宋体" w:hAnsi="宋体"/>
           <w:sz w:val="22"/>
         </w:rPr>
-        <w:t>适用角色：招商专员 / 招商经理 / 管理员</w:t>
+        <w:t>适用对象：招商专员 / 招商经理 / 管理员</w:t>
         <w:br/>
       </w:r>
       <w:r>
         <w:rPr>
+          <w:rFonts w:ascii="宋体" w:hAnsi="宋体"/>
           <w:sz w:val="22"/>
         </w:rPr>
         <w:t>平台地址：http://localhost:5096</w:t>
@@ -74,7 +78,7 @@
       </w:pPr>
       <w:r>
         <w:rPr>
-          <w:rFonts w:ascii="微软雅黑" w:hAnsi="微软雅黑"/>
+          <w:rFonts w:ascii="宋体" w:hAnsi="宋体"/>
         </w:rPr>
         <w:t>一、平台介绍</w:t>
       </w:r>
@@ -85,14 +89,17 @@
       </w:pPr>
       <w:r>
         <w:rPr>
-          <w:rFonts w:ascii="微软雅黑" w:hAnsi="微软雅黑"/>
+          <w:rFonts w:ascii="宋体" w:hAnsi="宋体"/>
         </w:rPr>
         <w:t>1.1 平台定位</w:t>
       </w:r>
     </w:p>
     <w:p>
       <w:r>
-        <w:t>益阳高新区智慧招商平台是面向"链主企业→上游供应商→下游应用商"三方共赢的产业招商工具。平台聚焦智能感知、工业视觉、装备智能、算力配套四大细分赛道，通过数字化手段撮合供需对接，实现招商工作从被动等待到主动匹配的转变。</w:t>
+        <w:rPr>
+          <w:rFonts w:ascii="宋体" w:hAnsi="宋体"/>
+        </w:rPr>
+        <w:t>益阳高新区智慧招商平台是以益阳高新区链主（龙头）企业为核心资产，对其产业链上下游企业进行招商，帮助新区形成核心产业链集聚区的数字化招商工具。平台聚焦智能感知、工业视觉、装备智能、算力配套四大细分赛道，通过数字化手段撮合供需对接，实现招商工作从被动等待到主动匹配的转变。</w:t>
       </w:r>
     </w:p>
     <w:p>
@@ -101,9 +108,52 @@
       </w:pPr>
       <w:r>
         <w:rPr>
-          <w:rFonts w:ascii="微软雅黑" w:hAnsi="微软雅黑"/>
+          <w:rFonts w:ascii="宋体" w:hAnsi="宋体"/>
         </w:rPr>
-        <w:t>1.2 核心功能</w:t>
+        <w:t>1.2 业务逻辑</w:t>
+      </w:r>
+    </w:p>
+    <w:p>
+      <w:r>
+        <w:rPr>
+          <w:rFonts w:ascii="宋体" w:hAnsi="宋体"/>
+        </w:rPr>
+        <w:t>平台的核心业务逻辑是：以益阳高新区已落地的链主（龙头）企业（如三一重工、信维电科、金博股份、麓宇光电、益阳智算中心、益阳橡机）为新区核心资产，围绕这些链主企业的产业链上下游进行精准招商。</w:t>
+      </w:r>
+    </w:p>
+    <w:p>
+      <w:r>
+        <w:rPr>
+          <w:rFonts w:ascii="宋体" w:hAnsi="宋体"/>
+        </w:rPr>
+        <w:t>上游供应商：为链主企业提供原材料、零部件、设备、软件和服务的供应商企业。平台通过链主发布采购需求、供应商在线响应的方式，撮合供需双方对接，吸引优质供应商落户益阳高新区，降低链主企业的供应链成本，形成本地配套能力。</w:t>
+      </w:r>
+    </w:p>
+    <w:p>
+      <w:r>
+        <w:rPr>
+          <w:rFonts w:ascii="宋体" w:hAnsi="宋体"/>
+        </w:rPr>
+        <w:t>下游应用商：利用链主企业的技术能力、产线资源和算力设施进行产品研发和业务拓展的企业。平台通过展示链主企业开放的技术能力（算力服务、产线测试、联合研发等），吸引下游应用商就近合作，借助链主资源降低研发成本、加速产品落地。</w:t>
+      </w:r>
+    </w:p>
+    <w:p>
+      <w:r>
+        <w:rPr>
+          <w:rFonts w:ascii="宋体" w:hAnsi="宋体"/>
+        </w:rPr>
+        <w:t>通过上游供应商和下游应用商的双向招商，益阳高新区逐步形成以链主企业为核心的产业集聚区，实现"链主企业做大做强、配套企业集聚发展、区域经济高质量增长"的三方共赢格局。</w:t>
+      </w:r>
+    </w:p>
+    <w:p>
+      <w:pPr>
+        <w:pStyle w:val="Heading2"/>
+      </w:pPr>
+      <w:r>
+        <w:rPr>
+          <w:rFonts w:ascii="宋体" w:hAnsi="宋体"/>
+        </w:rPr>
+        <w:t>1.3 核心功能</w:t>
       </w:r>
     </w:p>
     <w:tbl>
@@ -126,6 +176,7 @@
           <w:p>
             <w:r>
               <w:rPr>
+                <w:rFonts w:ascii="宋体" w:hAnsi="宋体"/>
                 <w:b/>
                 <w:sz w:val="18"/>
               </w:rPr>
@@ -140,6 +191,7 @@
           <w:p>
             <w:r>
               <w:rPr>
+                <w:rFonts w:ascii="宋体" w:hAnsi="宋体"/>
                 <w:b/>
                 <w:sz w:val="18"/>
               </w:rPr>
@@ -154,6 +206,7 @@
           <w:p>
             <w:r>
               <w:rPr>
+                <w:rFonts w:ascii="宋体" w:hAnsi="宋体"/>
                 <w:b/>
                 <w:sz w:val="18"/>
               </w:rPr>
@@ -170,6 +223,7 @@
           <w:p>
             <w:r>
               <w:rPr>
+                <w:rFonts w:ascii="宋体" w:hAnsi="宋体"/>
                 <w:sz w:val="18"/>
               </w:rPr>
               <w:t>供应商专区</w:t>
@@ -183,6 +237,7 @@
           <w:p>
             <w:r>
               <w:rPr>
+                <w:rFonts w:ascii="宋体" w:hAnsi="宋体"/>
                 <w:sz w:val="18"/>
               </w:rPr>
               <w:t>采购需求发布板</w:t>
@@ -196,6 +251,7 @@
           <w:p>
             <w:r>
               <w:rPr>
+                <w:rFonts w:ascii="宋体" w:hAnsi="宋体"/>
                 <w:sz w:val="18"/>
               </w:rPr>
               <w:t>链主企业发布采购需求，供应商在线响应</w:t>
@@ -211,6 +267,7 @@
           <w:p>
             <w:r>
               <w:rPr>
+                <w:rFonts w:ascii="宋体" w:hAnsi="宋体"/>
                 <w:sz w:val="18"/>
               </w:rPr>
               <w:t>供应商池</w:t>
@@ -224,6 +281,7 @@
           <w:p>
             <w:r>
               <w:rPr>
+                <w:rFonts w:ascii="宋体" w:hAnsi="宋体"/>
                 <w:sz w:val="18"/>
               </w:rPr>
               <w:t>企业目录与入驻</w:t>
@@ -237,6 +295,7 @@
           <w:p>
             <w:r>
               <w:rPr>
+                <w:rFonts w:ascii="宋体" w:hAnsi="宋体"/>
                 <w:sz w:val="18"/>
               </w:rPr>
               <w:t>供应商注册入驻、展示能力、被链主搜索</w:t>
@@ -252,6 +311,7 @@
           <w:p>
             <w:r>
               <w:rPr>
+                <w:rFonts w:ascii="宋体" w:hAnsi="宋体"/>
                 <w:sz w:val="18"/>
               </w:rPr>
               <w:t>技术悬赏板</w:t>
@@ -265,6 +325,7 @@
           <w:p>
             <w:r>
               <w:rPr>
+                <w:rFonts w:ascii="宋体" w:hAnsi="宋体"/>
                 <w:sz w:val="18"/>
               </w:rPr>
               <w:t>产学研对接</w:t>
@@ -278,9 +339,10 @@
           <w:p>
             <w:r>
               <w:rPr>
+                <w:rFonts w:ascii="宋体" w:hAnsi="宋体"/>
                 <w:sz w:val="18"/>
               </w:rPr>
-              <w:t>链主发布技术难题，高校/企业揭榜攻关</w:t>
+              <w:t>链主发布技术难题，高校和企业揭榜攻关</w:t>
             </w:r>
           </w:p>
         </w:tc>
@@ -293,6 +355,7 @@
           <w:p>
             <w:r>
               <w:rPr>
+                <w:rFonts w:ascii="宋体" w:hAnsi="宋体"/>
                 <w:sz w:val="18"/>
               </w:rPr>
               <w:t>下游专区</w:t>
@@ -306,6 +369,7 @@
           <w:p>
             <w:r>
               <w:rPr>
+                <w:rFonts w:ascii="宋体" w:hAnsi="宋体"/>
                 <w:sz w:val="18"/>
               </w:rPr>
               <w:t>技术能力展示</w:t>
@@ -319,9 +383,10 @@
           <w:p>
             <w:r>
               <w:rPr>
+                <w:rFonts w:ascii="宋体" w:hAnsi="宋体"/>
                 <w:sz w:val="18"/>
               </w:rPr>
-              <w:t>链主开放算力/产线/研发资源，吸引下游客户</w:t>
+              <w:t>链主开放算力、产线、研发资源，吸引下游客户</w:t>
             </w:r>
           </w:p>
         </w:tc>
@@ -334,9 +399,10 @@
           <w:p>
             <w:r>
               <w:rPr>
+                <w:rFonts w:ascii="宋体" w:hAnsi="宋体"/>
                 <w:sz w:val="18"/>
               </w:rPr>
-              <w:t>招商CRM</w:t>
+              <w:t>招商 CRM</w:t>
             </w:r>
           </w:p>
         </w:tc>
@@ -347,9 +413,10 @@
           <w:p>
             <w:r>
               <w:rPr>
+                <w:rFonts w:ascii="宋体" w:hAnsi="宋体"/>
                 <w:sz w:val="18"/>
               </w:rPr>
-              <w:t>线索→项目→落地</w:t>
+              <w:t>线索到项目到落地</w:t>
             </w:r>
           </w:p>
         </w:tc>
@@ -360,6 +427,7 @@
           <w:p>
             <w:r>
               <w:rPr>
+                <w:rFonts w:ascii="宋体" w:hAnsi="宋体"/>
                 <w:sz w:val="18"/>
               </w:rPr>
               <w:t>全流程招商管理，从线索获取到项目投产</w:t>
@@ -375,6 +443,7 @@
           <w:p>
             <w:r>
               <w:rPr>
+                <w:rFonts w:ascii="宋体" w:hAnsi="宋体"/>
                 <w:sz w:val="18"/>
               </w:rPr>
               <w:t>数据驾驶舱</w:t>
@@ -388,9 +457,10 @@
           <w:p>
             <w:r>
               <w:rPr>
+                <w:rFonts w:ascii="宋体" w:hAnsi="宋体"/>
                 <w:sz w:val="18"/>
               </w:rPr>
-              <w:t>KPI看板</w:t>
+              <w:t>KPI 看板</w:t>
             </w:r>
           </w:p>
         </w:tc>
@@ -401,9 +471,10 @@
           <w:p>
             <w:r>
               <w:rPr>
+                <w:rFonts w:ascii="宋体" w:hAnsi="宋体"/>
                 <w:sz w:val="18"/>
               </w:rPr>
-              <w:t>实时数据大屏，漏斗图/饼图/柱状图</w:t>
+              <w:t>实时数据大屏，漏斗图、饼图、柱状图</w:t>
             </w:r>
           </w:p>
         </w:tc>
@@ -416,6 +487,7 @@
           <w:p>
             <w:r>
               <w:rPr>
+                <w:rFonts w:ascii="宋体" w:hAnsi="宋体"/>
                 <w:sz w:val="18"/>
               </w:rPr>
               <w:t>天眼查集成</w:t>
@@ -429,6 +501,7 @@
           <w:p>
             <w:r>
               <w:rPr>
+                <w:rFonts w:ascii="宋体" w:hAnsi="宋体"/>
                 <w:sz w:val="18"/>
               </w:rPr>
               <w:t>企业数据扩充</w:t>
@@ -442,6 +515,7 @@
           <w:p>
             <w:r>
               <w:rPr>
+                <w:rFonts w:ascii="宋体" w:hAnsi="宋体"/>
                 <w:sz w:val="18"/>
               </w:rPr>
               <w:t>在线搜索企业信息，一键导入客商库</w:t>
@@ -456,9 +530,9 @@
       </w:pPr>
       <w:r>
         <w:rPr>
-          <w:rFonts w:ascii="微软雅黑" w:hAnsi="微软雅黑"/>
+          <w:rFonts w:ascii="宋体" w:hAnsi="宋体"/>
         </w:rPr>
-        <w:t>1.3 四大赛道</w:t>
+        <w:t>1.4 四大赛道</w:t>
       </w:r>
     </w:p>
     <w:tbl>
@@ -481,6 +555,7 @@
           <w:p>
             <w:r>
               <w:rPr>
+                <w:rFonts w:ascii="宋体" w:hAnsi="宋体"/>
                 <w:b/>
                 <w:sz w:val="18"/>
               </w:rPr>
@@ -495,6 +570,7 @@
           <w:p>
             <w:r>
               <w:rPr>
+                <w:rFonts w:ascii="宋体" w:hAnsi="宋体"/>
                 <w:b/>
                 <w:sz w:val="18"/>
               </w:rPr>
@@ -509,6 +585,7 @@
           <w:p>
             <w:r>
               <w:rPr>
+                <w:rFonts w:ascii="宋体" w:hAnsi="宋体"/>
                 <w:b/>
                 <w:sz w:val="18"/>
               </w:rPr>
@@ -525,6 +602,7 @@
           <w:p>
             <w:r>
               <w:rPr>
+                <w:rFonts w:ascii="宋体" w:hAnsi="宋体"/>
                 <w:sz w:val="18"/>
               </w:rPr>
               <w:t>智能感知</w:t>
@@ -538,6 +616,7 @@
           <w:p>
             <w:r>
               <w:rPr>
+                <w:rFonts w:ascii="宋体" w:hAnsi="宋体"/>
                 <w:sz w:val="18"/>
               </w:rPr>
               <w:t>麓宇光电</w:t>
@@ -551,6 +630,7 @@
           <w:p>
             <w:r>
               <w:rPr>
+                <w:rFonts w:ascii="宋体" w:hAnsi="宋体"/>
                 <w:sz w:val="18"/>
               </w:rPr>
               <w:t>光电传感器、激光雷达模组、光学器件</w:t>
@@ -566,6 +646,7 @@
           <w:p>
             <w:r>
               <w:rPr>
+                <w:rFonts w:ascii="宋体" w:hAnsi="宋体"/>
                 <w:sz w:val="18"/>
               </w:rPr>
               <w:t>工业视觉</w:t>
@@ -579,6 +660,7 @@
           <w:p>
             <w:r>
               <w:rPr>
+                <w:rFonts w:ascii="宋体" w:hAnsi="宋体"/>
                 <w:sz w:val="18"/>
               </w:rPr>
               <w:t>信维电科、金博股份</w:t>
@@ -592,9 +674,10 @@
           <w:p>
             <w:r>
               <w:rPr>
+                <w:rFonts w:ascii="宋体" w:hAnsi="宋体"/>
                 <w:sz w:val="18"/>
               </w:rPr>
-              <w:t>AI视觉检测、AOI设备、工业相机</w:t>
+              <w:t>AI 视觉检测、AOI 设备、工业相机</w:t>
             </w:r>
           </w:p>
         </w:tc>
@@ -607,6 +690,7 @@
           <w:p>
             <w:r>
               <w:rPr>
+                <w:rFonts w:ascii="宋体" w:hAnsi="宋体"/>
                 <w:sz w:val="18"/>
               </w:rPr>
               <w:t>装备智能</w:t>
@@ -620,6 +704,7 @@
           <w:p>
             <w:r>
               <w:rPr>
+                <w:rFonts w:ascii="宋体" w:hAnsi="宋体"/>
                 <w:sz w:val="18"/>
               </w:rPr>
               <w:t>三一重工、益阳橡机</w:t>
@@ -633,6 +718,7 @@
           <w:p>
             <w:r>
               <w:rPr>
+                <w:rFonts w:ascii="宋体" w:hAnsi="宋体"/>
                 <w:sz w:val="18"/>
               </w:rPr>
               <w:t>智能控制器、工业软件、数字孪生</w:t>
@@ -648,6 +734,7 @@
           <w:p>
             <w:r>
               <w:rPr>
+                <w:rFonts w:ascii="宋体" w:hAnsi="宋体"/>
                 <w:sz w:val="18"/>
               </w:rPr>
               <w:t>算力配套</w:t>
@@ -661,6 +748,7 @@
           <w:p>
             <w:r>
               <w:rPr>
+                <w:rFonts w:ascii="宋体" w:hAnsi="宋体"/>
                 <w:sz w:val="18"/>
               </w:rPr>
               <w:t>益阳智算中心</w:t>
@@ -674,9 +762,10 @@
           <w:p>
             <w:r>
               <w:rPr>
+                <w:rFonts w:ascii="宋体" w:hAnsi="宋体"/>
                 <w:sz w:val="18"/>
               </w:rPr>
-              <w:t>GPU算力、数据中心、储能系统</w:t>
+              <w:t>GPU 算力、数据中心、储能系统</w:t>
             </w:r>
           </w:p>
         </w:tc>
@@ -688,14 +777,17 @@
       </w:pPr>
       <w:r>
         <w:rPr>
-          <w:rFonts w:ascii="微软雅黑" w:hAnsi="微软雅黑"/>
+          <w:rFonts w:ascii="宋体" w:hAnsi="宋体"/>
         </w:rPr>
-        <w:t>1.4 平台数据概览</w:t>
+        <w:t>1.5 平台数据概览</w:t>
       </w:r>
     </w:p>
     <w:p>
       <w:r>
-        <w:t>当前平台已覆盖：6家链主企业、11家入驻/目标企业、8条采购需求（总金额超1亿元）、3条技术悬赏、5项开放技术能力、8条招商线索、5个招商项目。种子数据涵盖完整的招商业务场景，可作为演示和培训使用。</w:t>
+        <w:rPr>
+          <w:rFonts w:ascii="宋体" w:hAnsi="宋体"/>
+        </w:rPr>
+        <w:t>当前平台已覆盖：6 家链主企业、11 家入驻和目标企业、8 条采购需求（总金额超 1 亿元）、3 条技术悬赏、5 项开放技术能力、8 条招商线索、5 个招商项目。种子数据涵盖完整的招商业务场景，可作为演示和培训使用。</w:t>
       </w:r>
     </w:p>
     <w:p>
@@ -704,9 +796,9 @@
       </w:pPr>
       <w:r>
         <w:rPr>
-          <w:rFonts w:ascii="微软雅黑" w:hAnsi="微软雅黑"/>
+          <w:rFonts w:ascii="宋体" w:hAnsi="宋体"/>
         </w:rPr>
-        <w:t>1.5 账号与权限</w:t>
+        <w:t>1.6 账号与权限</w:t>
       </w:r>
     </w:p>
     <w:tbl>
@@ -730,6 +822,7 @@
           <w:p>
             <w:r>
               <w:rPr>
+                <w:rFonts w:ascii="宋体" w:hAnsi="宋体"/>
                 <w:b/>
                 <w:sz w:val="18"/>
               </w:rPr>
@@ -744,6 +837,7 @@
           <w:p>
             <w:r>
               <w:rPr>
+                <w:rFonts w:ascii="宋体" w:hAnsi="宋体"/>
                 <w:b/>
                 <w:sz w:val="18"/>
               </w:rPr>
@@ -758,6 +852,7 @@
           <w:p>
             <w:r>
               <w:rPr>
+                <w:rFonts w:ascii="宋体" w:hAnsi="宋体"/>
                 <w:b/>
                 <w:sz w:val="18"/>
               </w:rPr>
@@ -772,6 +867,7 @@
           <w:p>
             <w:r>
               <w:rPr>
+                <w:rFonts w:ascii="宋体" w:hAnsi="宋体"/>
                 <w:b/>
                 <w:sz w:val="18"/>
               </w:rPr>
@@ -788,6 +884,7 @@
           <w:p>
             <w:r>
               <w:rPr>
+                <w:rFonts w:ascii="宋体" w:hAnsi="宋体"/>
                 <w:sz w:val="18"/>
               </w:rPr>
               <w:t>admin</w:t>
@@ -801,6 +898,7 @@
           <w:p>
             <w:r>
               <w:rPr>
+                <w:rFonts w:ascii="宋体" w:hAnsi="宋体"/>
                 <w:sz w:val="18"/>
               </w:rPr>
               <w:t>admin123</w:t>
@@ -814,6 +912,7 @@
           <w:p>
             <w:r>
               <w:rPr>
+                <w:rFonts w:ascii="宋体" w:hAnsi="宋体"/>
                 <w:sz w:val="18"/>
               </w:rPr>
               <w:t>管理员</w:t>
@@ -827,6 +926,7 @@
           <w:p>
             <w:r>
               <w:rPr>
+                <w:rFonts w:ascii="宋体" w:hAnsi="宋体"/>
                 <w:sz w:val="18"/>
               </w:rPr>
               <w:t>全部功能（含用户管理）</w:t>
@@ -842,6 +942,7 @@
           <w:p>
             <w:r>
               <w:rPr>
+                <w:rFonts w:ascii="宋体" w:hAnsi="宋体"/>
                 <w:sz w:val="18"/>
               </w:rPr>
               <w:t>zhangwei</w:t>
@@ -855,6 +956,7 @@
           <w:p>
             <w:r>
               <w:rPr>
+                <w:rFonts w:ascii="宋体" w:hAnsi="宋体"/>
                 <w:sz w:val="18"/>
               </w:rPr>
               <w:t>123456</w:t>
@@ -868,6 +970,7 @@
           <w:p>
             <w:r>
               <w:rPr>
+                <w:rFonts w:ascii="宋体" w:hAnsi="宋体"/>
                 <w:sz w:val="18"/>
               </w:rPr>
               <w:t>招商经理</w:t>
@@ -881,9 +984,10 @@
           <w:p>
             <w:r>
               <w:rPr>
+                <w:rFonts w:ascii="宋体" w:hAnsi="宋体"/>
                 <w:sz w:val="18"/>
               </w:rPr>
-              <w:t>线索/项目管理 + 资源管理</w:t>
+              <w:t>线索和项目管理，以及资源管理</w:t>
             </w:r>
           </w:p>
         </w:tc>
@@ -896,6 +1000,7 @@
           <w:p>
             <w:r>
               <w:rPr>
+                <w:rFonts w:ascii="宋体" w:hAnsi="宋体"/>
                 <w:sz w:val="18"/>
               </w:rPr>
               <w:t>liming</w:t>
@@ -909,6 +1014,7 @@
           <w:p>
             <w:r>
               <w:rPr>
+                <w:rFonts w:ascii="宋体" w:hAnsi="宋体"/>
                 <w:sz w:val="18"/>
               </w:rPr>
               <w:t>123456</w:t>
@@ -922,6 +1028,7 @@
           <w:p>
             <w:r>
               <w:rPr>
+                <w:rFonts w:ascii="宋体" w:hAnsi="宋体"/>
                 <w:sz w:val="18"/>
               </w:rPr>
               <w:t>招商专员</w:t>
@@ -935,9 +1042,10 @@
           <w:p>
             <w:r>
               <w:rPr>
+                <w:rFonts w:ascii="宋体" w:hAnsi="宋体"/>
                 <w:sz w:val="18"/>
               </w:rPr>
-              <w:t>线索/项目管理</w:t>
+              <w:t>线索和项目管理</w:t>
             </w:r>
           </w:p>
         </w:tc>
@@ -950,6 +1058,7 @@
           <w:p>
             <w:r>
               <w:rPr>
+                <w:rFonts w:ascii="宋体" w:hAnsi="宋体"/>
                 <w:sz w:val="18"/>
               </w:rPr>
               <w:t>wangfang</w:t>
@@ -963,6 +1072,7 @@
           <w:p>
             <w:r>
               <w:rPr>
+                <w:rFonts w:ascii="宋体" w:hAnsi="宋体"/>
                 <w:sz w:val="18"/>
               </w:rPr>
               <w:t>123456</w:t>
@@ -976,6 +1086,7 @@
           <w:p>
             <w:r>
               <w:rPr>
+                <w:rFonts w:ascii="宋体" w:hAnsi="宋体"/>
                 <w:sz w:val="18"/>
               </w:rPr>
               <w:t>招商专员</w:t>
@@ -989,9 +1100,10 @@
           <w:p>
             <w:r>
               <w:rPr>
+                <w:rFonts w:ascii="宋体" w:hAnsi="宋体"/>
                 <w:sz w:val="18"/>
               </w:rPr>
-              <w:t>线索/项目管理</w:t>
+              <w:t>线索和项目管理</w:t>
             </w:r>
           </w:p>
         </w:tc>
@@ -999,6 +1111,9 @@
     </w:tbl>
     <w:p>
       <w:r>
+        <w:rPr>
+          <w:rFonts w:ascii="宋体" w:hAnsi="宋体"/>
+        </w:rPr>
         <w:t>角色层级：管理员 &gt; 招商经理 &gt; 招商专员。高权限包含低权限所有功能。</w:t>
       </w:r>
     </w:p>
@@ -1008,24 +1123,33 @@
       </w:pPr>
       <w:r>
         <w:rPr>
-          <w:rFonts w:ascii="微软雅黑" w:hAnsi="微软雅黑"/>
+          <w:rFonts w:ascii="宋体" w:hAnsi="宋体"/>
         </w:rPr>
-        <w:t>1.6 访问方式</w:t>
+        <w:t>1.7 访问方式</w:t>
       </w:r>
     </w:p>
     <w:p>
       <w:r>
+        <w:rPr>
+          <w:rFonts w:ascii="宋体" w:hAnsi="宋体"/>
+        </w:rPr>
         <w:t>本地开发环境：浏览器打开 http://localhost:5096</w:t>
       </w:r>
     </w:p>
     <w:p>
       <w:r>
+        <w:rPr>
+          <w:rFonts w:ascii="宋体" w:hAnsi="宋体"/>
+        </w:rPr>
         <w:t>前台页面：无需登录，直接访问</w:t>
       </w:r>
     </w:p>
     <w:p>
       <w:r>
-        <w:t>后台管理：访问 /auth/login，输入账号密码登录</w:t>
+        <w:rPr>
+          <w:rFonts w:ascii="宋体" w:hAnsi="宋体"/>
+        </w:rPr>
+        <w:t>后台管理：访问 /auth/login，输入账号和密码登录</w:t>
       </w:r>
     </w:p>
     <w:p>
@@ -1039,14 +1163,17 @@
       </w:pPr>
       <w:r>
         <w:rPr>
-          <w:rFonts w:ascii="微软雅黑" w:hAnsi="微软雅黑"/>
+          <w:rFonts w:ascii="宋体" w:hAnsi="宋体"/>
         </w:rPr>
         <w:t>二、前台操作手册</w:t>
       </w:r>
     </w:p>
     <w:p>
       <w:r>
-        <w:t>前台面向访客（供应商、下游企业、投资者），无需登录即可浏览。共有10个功能页面。</w:t>
+        <w:rPr>
+          <w:rFonts w:ascii="宋体" w:hAnsi="宋体"/>
+        </w:rPr>
+        <w:t>前台面向访客（供应商、下游企业、投资者），无需登录即可浏览。共有 10 个功能页面。</w:t>
       </w:r>
     </w:p>
     <w:p>
@@ -1055,14 +1182,17 @@
       </w:pPr>
       <w:r>
         <w:rPr>
-          <w:rFonts w:ascii="微软雅黑" w:hAnsi="微软雅黑"/>
+          <w:rFonts w:ascii="宋体" w:hAnsi="宋体"/>
         </w:rPr>
         <w:t>2.1 首页（/）</w:t>
       </w:r>
     </w:p>
     <w:p>
       <w:r>
-        <w:t>首页顶部展示园区Hero大图和四大赛道入口。中部为"供需撮合看板"，实时显示招募中采购需求数、已入驻供应商数、对接响应次数、招商项目数以及采购总额。下方为长株潭产业密度热力图，直观展示企业空间集聚态势。底部展示四大赛道卡片、6大核心优势、最新新闻动态。</w:t>
+        <w:rPr>
+          <w:rFonts w:ascii="宋体" w:hAnsi="宋体"/>
+        </w:rPr>
+        <w:t>首页顶部展示园区 Hero 大图和四大赛道入口。中部为"供需撮合看板"，实时显示招募中采购需求数、已入驻供应商数、对接响应次数、招商项目数以及采购总额。下方为长株潭产业密度热力图，直观展示企业空间集聚态势。底部展示四大赛道卡片、六大核心优势、最新新闻动态。</w:t>
       </w:r>
     </w:p>
     <w:p>
@@ -1071,24 +1201,33 @@
       </w:pPr>
       <w:r>
         <w:rPr>
-          <w:rFonts w:ascii="微软雅黑" w:hAnsi="微软雅黑"/>
+          <w:rFonts w:ascii="宋体" w:hAnsi="宋体"/>
         </w:rPr>
         <w:t>2.2 供应商专区（/supplier-zone）</w:t>
       </w:r>
     </w:p>
     <w:p>
       <w:r>
-        <w:t>供应商专区的核心是"采购需求发布板"。页面展示6家链主企业卡片（三一重工、信维电科、金博股份、麓宇光电、益阳智算中心、益阳橡机），以及8条实时采购需求。可按"招募中/全部"状态、"智能感知/工业视觉/装备智能/算力配套"赛道、"年度采购/紧急采购/供应商招募"类型进行筛选。</w:t>
+        <w:rPr>
+          <w:rFonts w:ascii="宋体" w:hAnsi="宋体"/>
+        </w:rPr>
+        <w:t>供应商专区的核心是"采购需求发布板"。页面展示 6 家链主企业卡片（三一重工、信维电科、金博股份、麓宇光电、益阳智算中心、益阳橡机），以及 8 条实时采购需求。可按"招募中"或"全部"状态、"智能感知、工业视觉、装备智能、算力配套"赛道、"年度采购、紧急采购、供应商招募"类型进行筛选。</w:t>
       </w:r>
     </w:p>
     <w:p>
       <w:r>
-        <w:t>页面底部有"供应链成本估算"计算器：选择当前城市（深圳/苏州/武汉/北京/上海），输入月运输量（吨），自动估算搬迁到益阳后的年物流成本节省额。</w:t>
+        <w:rPr>
+          <w:rFonts w:ascii="宋体" w:hAnsi="宋体"/>
+        </w:rPr>
+        <w:t>页面底部有"供应链成本估算"计算器：选择当前城市（深圳、苏州、武汉、北京、上海），输入月运输量（吨），自动估算搬迁到益阳后的年物流成本节省额。</w:t>
       </w:r>
     </w:p>
     <w:p>
       <w:r>
-        <w:t>操作步骤：浏览需求 → 点击需求卡片 → 进入详情页 → 点击"我要响应"填写企业信息 → 提交</w:t>
+        <w:rPr>
+          <w:rFonts w:ascii="宋体" w:hAnsi="宋体"/>
+        </w:rPr>
+        <w:t>操作步骤：浏览需求 → 点击需求卡片 → 进入详情页 → 点击"我要响应"填写企业信息 → 提交。</w:t>
       </w:r>
     </w:p>
     <w:p>
@@ -1097,18 +1236,24 @@
       </w:pPr>
       <w:r>
         <w:rPr>
-          <w:rFonts w:ascii="微软雅黑" w:hAnsi="微软雅黑"/>
+          <w:rFonts w:ascii="宋体" w:hAnsi="宋体"/>
         </w:rPr>
         <w:t>2.3 供应商池（/suppliers）</w:t>
       </w:r>
     </w:p>
     <w:p>
       <w:r>
-        <w:t>展示已注册的供应商企业列表。支持按赛道、规模筛选，支持关键词搜索（企业名/产品/标签）。点击企业名称进入详情页，可查看企业基本信息、主营产品、资质证书、优势标签、联系方式，以及匹配的采购需求和同赛道链主企业。</w:t>
+        <w:rPr>
+          <w:rFonts w:ascii="宋体" w:hAnsi="宋体"/>
+        </w:rPr>
+        <w:t>展示已注册的供应商企业列表。支持按赛道、规模筛选，支持关键词搜索（企业名、产品、标签）。点击企业名称进入详情页，可查看企业基本信息、主营产品、资质证书、优势标签、联系方式，以及匹配的采购需求和同赛道链主企业。</w:t>
       </w:r>
     </w:p>
     <w:p>
       <w:r>
+        <w:rPr>
+          <w:rFonts w:ascii="宋体" w:hAnsi="宋体"/>
+        </w:rPr>
         <w:t>点击"注册入驻"按钮可自助注册，填写企业信息、能力展示和联系人信息后提交。</w:t>
       </w:r>
     </w:p>
@@ -1118,14 +1263,17 @@
       </w:pPr>
       <w:r>
         <w:rPr>
-          <w:rFonts w:ascii="微软雅黑" w:hAnsi="微软雅黑"/>
+          <w:rFonts w:ascii="宋体" w:hAnsi="宋体"/>
         </w:rPr>
         <w:t>2.4 技术悬赏板（/tech-challenges）</w:t>
       </w:r>
     </w:p>
     <w:p>
       <w:r>
-        <w:t>展示链主企业发布的技术难题悬赏。每条悬赏包含：悬赏类型（技术难题/工艺改进/产品研发/算法攻关）、悬赏金额、截止日期、揭榜要求、联系方式。页面底部展示产学研合作通道（中南大学、湖南师范大学、未来光电技术研究院、国防科技大学）。</w:t>
+        <w:rPr>
+          <w:rFonts w:ascii="宋体" w:hAnsi="宋体"/>
+        </w:rPr>
+        <w:t>展示链主企业发布的技术难题悬赏。每条悬赏包含：悬赏类型（技术难题、工艺改进、产品研发、算法攻关）、悬赏金额、截止日期、揭榜要求、联系方式。页面底部展示产学研合作通道（中南大学、湖南师范大学、未来光电技术研究院、国防科技大学）。</w:t>
       </w:r>
     </w:p>
     <w:p>
@@ -1134,14 +1282,17 @@
       </w:pPr>
       <w:r>
         <w:rPr>
-          <w:rFonts w:ascii="微软雅黑" w:hAnsi="微软雅黑"/>
+          <w:rFonts w:ascii="宋体" w:hAnsi="宋体"/>
         </w:rPr>
         <w:t>2.5 下游专区（/downstream-zone）</w:t>
       </w:r>
     </w:p>
     <w:p>
       <w:r>
-        <w:t>展示链主企业对下游开放的5项技术能力：GPU算力集群对外服务、虚拟电厂储能接入、路面机械产线AI测试环境、MLCC产线AI质检联合研发、光电传感器微型化封装技术合作。按赛道和能力类型筛选。</w:t>
+        <w:rPr>
+          <w:rFonts w:ascii="宋体" w:hAnsi="宋体"/>
+        </w:rPr>
+        <w:t>展示链主企业对下游开放的 5 项技术能力：GPU 算力集群对外服务、虚拟电厂储能接入、路面机械产线 AI 测试环境、MLCC 产线 AI 质检联合研发、光电传感器微型化封装技术合作。按赛道和能力类型筛选。</w:t>
       </w:r>
     </w:p>
     <w:p>
@@ -1150,7 +1301,7 @@
       </w:pPr>
       <w:r>
         <w:rPr>
-          <w:rFonts w:ascii="微软雅黑" w:hAnsi="微软雅黑"/>
+          <w:rFonts w:ascii="宋体" w:hAnsi="宋体"/>
         </w:rPr>
         <w:t>2.6 其他前台页面</w:t>
       </w:r>
@@ -1175,6 +1326,7 @@
           <w:p>
             <w:r>
               <w:rPr>
+                <w:rFonts w:ascii="宋体" w:hAnsi="宋体"/>
                 <w:b/>
                 <w:sz w:val="18"/>
               </w:rPr>
@@ -1189,6 +1341,7 @@
           <w:p>
             <w:r>
               <w:rPr>
+                <w:rFonts w:ascii="宋体" w:hAnsi="宋体"/>
                 <w:b/>
                 <w:sz w:val="18"/>
               </w:rPr>
@@ -1203,6 +1356,7 @@
           <w:p>
             <w:r>
               <w:rPr>
+                <w:rFonts w:ascii="宋体" w:hAnsi="宋体"/>
                 <w:b/>
                 <w:sz w:val="18"/>
               </w:rPr>
@@ -1219,6 +1373,7 @@
           <w:p>
             <w:r>
               <w:rPr>
+                <w:rFonts w:ascii="宋体" w:hAnsi="宋体"/>
                 <w:sz w:val="18"/>
               </w:rPr>
               <w:t>产业生态</w:t>
@@ -1232,6 +1387,7 @@
           <w:p>
             <w:r>
               <w:rPr>
+                <w:rFonts w:ascii="宋体" w:hAnsi="宋体"/>
                 <w:sz w:val="18"/>
               </w:rPr>
               <w:t>/industry</w:t>
@@ -1245,9 +1401,10 @@
           <w:p>
             <w:r>
               <w:rPr>
+                <w:rFonts w:ascii="宋体" w:hAnsi="宋体"/>
                 <w:sz w:val="18"/>
               </w:rPr>
-              <w:t>ECharts产业链力导向图，四大赛道上下游关系及缺口标注</w:t>
+              <w:t>ECharts 产业链力导向图，四大赛道上下游关系及缺口标注</w:t>
             </w:r>
           </w:p>
         </w:tc>
@@ -1260,6 +1417,7 @@
           <w:p>
             <w:r>
               <w:rPr>
+                <w:rFonts w:ascii="宋体" w:hAnsi="宋体"/>
                 <w:sz w:val="18"/>
               </w:rPr>
               <w:t>空间载体</w:t>
@@ -1273,6 +1431,7 @@
           <w:p>
             <w:r>
               <w:rPr>
+                <w:rFonts w:ascii="宋体" w:hAnsi="宋体"/>
                 <w:sz w:val="18"/>
               </w:rPr>
               <w:t>/space</w:t>
@@ -1286,9 +1445,10 @@
           <w:p>
             <w:r>
               <w:rPr>
+                <w:rFonts w:ascii="宋体" w:hAnsi="宋体"/>
                 <w:sz w:val="18"/>
               </w:rPr>
-              <w:t>孵化区14.5万㎡+制造区10栋标准厂房详情，园区实景图</w:t>
+              <w:t>孵化区 14.5 万平方米和制造区 10 栋标准厂房详情，园区实景图</w:t>
             </w:r>
           </w:p>
         </w:tc>
@@ -1301,6 +1461,7 @@
           <w:p>
             <w:r>
               <w:rPr>
+                <w:rFonts w:ascii="宋体" w:hAnsi="宋体"/>
                 <w:sz w:val="18"/>
               </w:rPr>
               <w:t>政策服务</w:t>
@@ -1314,6 +1475,7 @@
           <w:p>
             <w:r>
               <w:rPr>
+                <w:rFonts w:ascii="宋体" w:hAnsi="宋体"/>
                 <w:sz w:val="18"/>
               </w:rPr>
               <w:t>/policy</w:t>
@@ -1327,9 +1489,10 @@
           <w:p>
             <w:r>
               <w:rPr>
+                <w:rFonts w:ascii="宋体" w:hAnsi="宋体"/>
                 <w:sz w:val="18"/>
               </w:rPr>
-              <w:t>5条招商政策（税收/人才/租金/科创/金融），按类型筛选</w:t>
+              <w:t>5 条招商政策（税收、人才、租金、科创、金融），按类型筛选</w:t>
             </w:r>
           </w:p>
         </w:tc>
@@ -1342,6 +1505,7 @@
           <w:p>
             <w:r>
               <w:rPr>
+                <w:rFonts w:ascii="宋体" w:hAnsi="宋体"/>
                 <w:sz w:val="18"/>
               </w:rPr>
               <w:t>在线对接</w:t>
@@ -1355,6 +1519,7 @@
           <w:p>
             <w:r>
               <w:rPr>
+                <w:rFonts w:ascii="宋体" w:hAnsi="宋体"/>
                 <w:sz w:val="18"/>
               </w:rPr>
               <w:t>/contact</w:t>
@@ -1368,9 +1533,10 @@
           <w:p>
             <w:r>
               <w:rPr>
+                <w:rFonts w:ascii="宋体" w:hAnsi="宋体"/>
                 <w:sz w:val="18"/>
               </w:rPr>
-              <w:t>招商意向表单，提交后自动生成线索，招商流程5步说明</w:t>
+              <w:t>招商意向表单，提交后自动生成线索，招商流程五步说明</w:t>
             </w:r>
           </w:p>
         </w:tc>
@@ -1383,6 +1549,7 @@
           <w:p>
             <w:r>
               <w:rPr>
+                <w:rFonts w:ascii="宋体" w:hAnsi="宋体"/>
                 <w:sz w:val="18"/>
               </w:rPr>
               <w:t>供应商入驻</w:t>
@@ -1396,6 +1563,7 @@
           <w:p>
             <w:r>
               <w:rPr>
+                <w:rFonts w:ascii="宋体" w:hAnsi="宋体"/>
                 <w:sz w:val="18"/>
               </w:rPr>
               <w:t>/supplier-register</w:t>
@@ -1409,6 +1577,7 @@
           <w:p>
             <w:r>
               <w:rPr>
+                <w:rFonts w:ascii="宋体" w:hAnsi="宋体"/>
                 <w:sz w:val="18"/>
               </w:rPr>
               <w:t>企业自助注册表单，填写能力信息后加入供应商池</w:t>
@@ -1428,14 +1597,17 @@
       </w:pPr>
       <w:r>
         <w:rPr>
-          <w:rFonts w:ascii="微软雅黑" w:hAnsi="微软雅黑"/>
+          <w:rFonts w:ascii="宋体" w:hAnsi="宋体"/>
         </w:rPr>
         <w:t>三、后台操作手册</w:t>
       </w:r>
     </w:p>
     <w:p>
       <w:r>
-        <w:t>后台需登录后使用。左侧为功能导航栏，右侧为内容区。共13个管理页面。</w:t>
+        <w:rPr>
+          <w:rFonts w:ascii="宋体" w:hAnsi="宋体"/>
+        </w:rPr>
+        <w:t>后台需登录后使用。左侧为功能导航栏，右侧为内容区。共 13 个管理页面。</w:t>
       </w:r>
     </w:p>
     <w:p>
@@ -1444,14 +1616,17 @@
       </w:pPr>
       <w:r>
         <w:rPr>
-          <w:rFonts w:ascii="微软雅黑" w:hAnsi="微软雅黑"/>
+          <w:rFonts w:ascii="宋体" w:hAnsi="宋体"/>
         </w:rPr>
         <w:t>3.1 数据驾驶舱（/admin）</w:t>
       </w:r>
     </w:p>
     <w:p>
       <w:r>
-        <w:t>登录后默认进入。顶部4个KPI卡片展示：招商线索数、洽谈中项目数、签约金额、可用空间。中部三个ECharts图表：项目阶段漏斗图（线索→洽谈→签约→落地→投产）、线索来源分布饼图、四大赛道项目分布柱状图。底部为近期跟进动态时间线。</w:t>
+        <w:rPr>
+          <w:rFonts w:ascii="宋体" w:hAnsi="宋体"/>
+        </w:rPr>
+        <w:t>登录后默认进入。顶部 4 个 KPI 卡片展示：招商线索数、洽谈中项目数、签约金额、可用空间。中部三个 ECharts 图表：项目阶段漏斗图（线索、洽谈、签约、落地、投产）、线索来源分布饼图、四大赛道项目分布柱状图。底部为近期跟进动态时间线。</w:t>
       </w:r>
     </w:p>
     <w:p>
@@ -1460,29 +1635,41 @@
       </w:pPr>
       <w:r>
         <w:rPr>
-          <w:rFonts w:ascii="微软雅黑" w:hAnsi="微软雅黑"/>
+          <w:rFonts w:ascii="宋体" w:hAnsi="宋体"/>
         </w:rPr>
         <w:t>3.2 线索池（/admin/leads）</w:t>
       </w:r>
     </w:p>
     <w:p>
       <w:r>
+        <w:rPr>
+          <w:rFonts w:ascii="宋体" w:hAnsi="宋体"/>
+        </w:rPr>
         <w:t>招商线索的集中管理中心。</w:t>
       </w:r>
     </w:p>
     <w:p>
       <w:r>
-        <w:t>筛选项：全部 / 待处理 / 对接中 / 已转化 / 已关闭</w:t>
+        <w:rPr>
+          <w:rFonts w:ascii="宋体" w:hAnsi="宋体"/>
+        </w:rPr>
+        <w:t>筛选项：全部、待处理、对接中、已转化、已关闭。</w:t>
       </w:r>
     </w:p>
     <w:p>
       <w:r>
+        <w:rPr>
+          <w:rFonts w:ascii="宋体" w:hAnsi="宋体"/>
+        </w:rPr>
         <w:t>新增线索：点击"新增线索"按钮，填写企业名称、联系人、电话、来源、赛道、意向程度，分配给负责人。</w:t>
       </w:r>
     </w:p>
     <w:p>
       <w:r>
-        <w:t>线索转项目：点击操作栏"转化"按钮 → 填写项目名称、投资金额、负责人 → 自动创建企业记录和项目记录，线索状态更新为"已转化"。</w:t>
+        <w:rPr>
+          <w:rFonts w:ascii="宋体" w:hAnsi="宋体"/>
+        </w:rPr>
+        <w:t>线索转项目：点击操作栏"转化"按钮，填写项目名称、投资金额、负责人，自动创建企业记录和项目记录，线索状态更新为"已转化"。</w:t>
       </w:r>
     </w:p>
     <w:p>
@@ -1491,23 +1678,32 @@
       </w:pPr>
       <w:r>
         <w:rPr>
-          <w:rFonts w:ascii="微软雅黑" w:hAnsi="微软雅黑"/>
+          <w:rFonts w:ascii="宋体" w:hAnsi="宋体"/>
         </w:rPr>
         <w:t>3.3 项目管理（/admin/projects）</w:t>
       </w:r>
     </w:p>
     <w:p>
       <w:r>
-        <w:t>支持双视图切换：看板视图（5列对应5个阶段，直观展示项目分布）、列表视图（表格形式，按阶段/赛道筛选）。</w:t>
+        <w:rPr>
+          <w:rFonts w:ascii="宋体" w:hAnsi="宋体"/>
+        </w:rPr>
+        <w:t>支持双视图切换：看板视图（五列对应五个阶段，直观展示项目分布）、列表视图（表格形式，按阶段和赛道筛选）。</w:t>
       </w:r>
     </w:p>
     <w:p>
       <w:r>
-        <w:t>新增/编辑项目：填写项目名称、关联企业、阶段、投资金额、赛道、负责人、预计落地日期。</w:t>
+        <w:rPr>
+          <w:rFonts w:ascii="宋体" w:hAnsi="宋体"/>
+        </w:rPr>
+        <w:t>新增和编辑项目：填写项目名称、关联企业、阶段、投资金额、赛道、负责人、预计落地日期。</w:t>
       </w:r>
     </w:p>
     <w:p>
       <w:r>
+        <w:rPr>
+          <w:rFonts w:ascii="宋体" w:hAnsi="宋体"/>
+        </w:rPr>
         <w:t>跟进记录：每个项目可添加多条跟进记录，记录沟通内容、下一步计划、客户方对接人。</w:t>
       </w:r>
     </w:p>
@@ -1517,24 +1713,33 @@
       </w:pPr>
       <w:r>
         <w:rPr>
-          <w:rFonts w:ascii="微软雅黑" w:hAnsi="微软雅黑"/>
+          <w:rFonts w:ascii="宋体" w:hAnsi="宋体"/>
         </w:rPr>
         <w:t>3.4 客商库（/admin/companies）</w:t>
       </w:r>
     </w:p>
     <w:p>
       <w:r>
-        <w:t>企业管理中心。支持双视图：表格视图（列表展示，按类型/赛道筛选）、地图视图（Leaflet高德底图+企业标注+热力图）。</w:t>
+        <w:rPr>
+          <w:rFonts w:ascii="宋体" w:hAnsi="宋体"/>
+        </w:rPr>
+        <w:t>企业管理中心。支持双视图：表格视图（列表展示，按类型和赛道筛选）、地图视图（高德底图加企业标注加热力图）。</w:t>
       </w:r>
     </w:p>
     <w:p>
       <w:r>
+        <w:rPr>
+          <w:rFonts w:ascii="宋体" w:hAnsi="宋体"/>
+        </w:rPr>
         <w:t>企业类型：入驻企业（已落地）、目标客商（招商目标）、供应商（自注册）。</w:t>
       </w:r>
     </w:p>
     <w:p>
       <w:r>
-        <w:t>天眼查导入：在弹窗中输入企业名称搜索 → 表格展示结果 → 一键导入客商库，自动匹配赛道。</w:t>
+        <w:rPr>
+          <w:rFonts w:ascii="宋体" w:hAnsi="宋体"/>
+        </w:rPr>
+        <w:t>天眼查导入：在弹窗中输入企业名称搜索，表格展示结果，一键导入客商库，自动匹配赛道。</w:t>
       </w:r>
     </w:p>
     <w:p>
@@ -1543,19 +1748,25 @@
       </w:pPr>
       <w:r>
         <w:rPr>
-          <w:rFonts w:ascii="微软雅黑" w:hAnsi="微软雅黑"/>
+          <w:rFonts w:ascii="宋体" w:hAnsi="宋体"/>
         </w:rPr>
         <w:t>3.5 采购需求管理（/admin/demands）</w:t>
       </w:r>
     </w:p>
     <w:p>
       <w:r>
-        <w:t>链主企业采购需求的发布和管理。8条预设需求覆盖四大赛道，每条包含：发布企业、需求类型、品类、预估金额、采购数量、截止日期、资质要求、详细描述、联系方式。</w:t>
+        <w:rPr>
+          <w:rFonts w:ascii="宋体" w:hAnsi="宋体"/>
+        </w:rPr>
+        <w:t>链主企业采购需求的发布和管理。8 条预设需求覆盖四大赛道，每条包含：发布企业、需求类型、品类、预估金额、采购数量、截止日期、资质要求、详细描述、联系方式。</w:t>
       </w:r>
     </w:p>
     <w:p>
       <w:r>
-        <w:t>操作：筛选（按赛道/类型）、新增（弹窗表单含12个字段）、编辑、删除。</w:t>
+        <w:rPr>
+          <w:rFonts w:ascii="宋体" w:hAnsi="宋体"/>
+        </w:rPr>
+        <w:t>操作：筛选（按赛道和类型）、新增（弹窗表单含十二个字段）、编辑、删除。</w:t>
       </w:r>
     </w:p>
     <w:p>
@@ -1564,24 +1775,33 @@
       </w:pPr>
       <w:r>
         <w:rPr>
-          <w:rFonts w:ascii="微软雅黑" w:hAnsi="微软雅黑"/>
+          <w:rFonts w:ascii="宋体" w:hAnsi="宋体"/>
         </w:rPr>
         <w:t>3.6 响应管理（/admin/responses）</w:t>
       </w:r>
     </w:p>
     <w:p>
       <w:r>
-        <w:t>汇总所有供应商对采购需求的响应。按状态筛选：待审核/审核中/已通过/已拒绝。每条响应显示供应商名称、响应需求、联系人、电话、状态、时间。</w:t>
+        <w:rPr>
+          <w:rFonts w:ascii="宋体" w:hAnsi="宋体"/>
+        </w:rPr>
+        <w:t>汇总所有供应商对采购需求的响应。按状态筛选：待审核、审核中、已通过、已拒绝。每条响应显示供应商名称、响应需求、联系人、电话、状态、时间。</w:t>
       </w:r>
     </w:p>
     <w:p>
       <w:r>
+        <w:rPr>
+          <w:rFonts w:ascii="宋体" w:hAnsi="宋体"/>
+        </w:rPr>
         <w:t>一键操作：标记审核中、通过、拒绝。点击"详情"弹窗查看供应商的资质说明和竞争优势。</w:t>
       </w:r>
     </w:p>
     <w:p>
       <w:r>
-        <w:t>标准工作流：供应商提交 → 状态为"待审核" → 招商专员查看后标记"审核中" → 评估后"通过"（转入线索池）或"拒绝"。</w:t>
+        <w:rPr>
+          <w:rFonts w:ascii="宋体" w:hAnsi="宋体"/>
+        </w:rPr>
+        <w:t>标准工作流：供应商提交，状态为"待审核"，招商专员查看后标记"审核中"，评估后"通过"（转入线索池）或"拒绝"。</w:t>
       </w:r>
     </w:p>
     <w:p>
@@ -1590,14 +1810,17 @@
       </w:pPr>
       <w:r>
         <w:rPr>
-          <w:rFonts w:ascii="微软雅黑" w:hAnsi="微软雅黑"/>
+          <w:rFonts w:ascii="宋体" w:hAnsi="宋体"/>
         </w:rPr>
         <w:t>3.7 技术能力管理（/admin/tech-capabilities）</w:t>
       </w:r>
     </w:p>
     <w:p>
       <w:r>
-        <w:t>管理链主企业对下游开放的5项技术能力。操作：新增/编辑/删除。</w:t>
+        <w:rPr>
+          <w:rFonts w:ascii="宋体" w:hAnsi="宋体"/>
+        </w:rPr>
+        <w:t>管理链主企业对下游开放的 5 项技术能力。操作：新增、编辑、删除。</w:t>
       </w:r>
     </w:p>
     <w:p>
@@ -1606,14 +1829,17 @@
       </w:pPr>
       <w:r>
         <w:rPr>
-          <w:rFonts w:ascii="微软雅黑" w:hAnsi="微软雅黑"/>
+          <w:rFonts w:ascii="宋体" w:hAnsi="宋体"/>
         </w:rPr>
         <w:t>3.8 技术悬赏管理（/admin/tech-challenges）</w:t>
       </w:r>
     </w:p>
     <w:p>
       <w:r>
-        <w:t>管理链主企业发布的3条技术悬赏。操作：新增/编辑/删除。支持设置悬赏金额、截止日期、揭榜要求。状态：招募中/进行中/已完成。</w:t>
+        <w:rPr>
+          <w:rFonts w:ascii="宋体" w:hAnsi="宋体"/>
+        </w:rPr>
+        <w:t>管理链主企业发布的 3 条技术悬赏。操作：新增、编辑、删除。支持设置悬赏金额、截止日期、揭榜要求。状态：招募中、进行中、已完成。</w:t>
       </w:r>
     </w:p>
     <w:p>
@@ -1622,7 +1848,7 @@
       </w:pPr>
       <w:r>
         <w:rPr>
-          <w:rFonts w:ascii="微软雅黑" w:hAnsi="微软雅黑"/>
+          <w:rFonts w:ascii="宋体" w:hAnsi="宋体"/>
         </w:rPr>
         <w:t>3.9 资源管理页面</w:t>
       </w:r>
@@ -1648,6 +1874,7 @@
           <w:p>
             <w:r>
               <w:rPr>
+                <w:rFonts w:ascii="宋体" w:hAnsi="宋体"/>
                 <w:b/>
                 <w:sz w:val="18"/>
               </w:rPr>
@@ -1662,6 +1889,7 @@
           <w:p>
             <w:r>
               <w:rPr>
+                <w:rFonts w:ascii="宋体" w:hAnsi="宋体"/>
                 <w:b/>
                 <w:sz w:val="18"/>
               </w:rPr>
@@ -1676,6 +1904,7 @@
           <w:p>
             <w:r>
               <w:rPr>
+                <w:rFonts w:ascii="宋体" w:hAnsi="宋体"/>
                 <w:b/>
                 <w:sz w:val="18"/>
               </w:rPr>
@@ -1690,6 +1919,7 @@
           <w:p>
             <w:r>
               <w:rPr>
+                <w:rFonts w:ascii="宋体" w:hAnsi="宋体"/>
                 <w:b/>
                 <w:sz w:val="18"/>
               </w:rPr>
@@ -1706,6 +1936,7 @@
           <w:p>
             <w:r>
               <w:rPr>
+                <w:rFonts w:ascii="宋体" w:hAnsi="宋体"/>
                 <w:sz w:val="18"/>
               </w:rPr>
               <w:t>空间管理</w:t>
@@ -1719,6 +1950,7 @@
           <w:p>
             <w:r>
               <w:rPr>
+                <w:rFonts w:ascii="宋体" w:hAnsi="宋体"/>
                 <w:sz w:val="18"/>
               </w:rPr>
               <w:t>/admin/spaces</w:t>
@@ -1732,9 +1964,10 @@
           <w:p>
             <w:r>
               <w:rPr>
+                <w:rFonts w:ascii="宋体" w:hAnsi="宋体"/>
                 <w:sz w:val="18"/>
               </w:rPr>
-              <w:t>经理+</w:t>
+              <w:t>经理及以上</w:t>
             </w:r>
           </w:p>
         </w:tc>
@@ -1745,9 +1978,10 @@
           <w:p>
             <w:r>
               <w:rPr>
+                <w:rFonts w:ascii="宋体" w:hAnsi="宋体"/>
                 <w:sz w:val="18"/>
               </w:rPr>
-              <w:t>5个空间（孵化区+制造区），状态切换（可租/已预订/已入驻）</w:t>
+              <w:t>5 个空间（孵化区和制造区），状态切换（可租、已预订、已入驻）</w:t>
             </w:r>
           </w:p>
         </w:tc>
@@ -1760,6 +1994,7 @@
           <w:p>
             <w:r>
               <w:rPr>
+                <w:rFonts w:ascii="宋体" w:hAnsi="宋体"/>
                 <w:sz w:val="18"/>
               </w:rPr>
               <w:t>政策管理</w:t>
@@ -1773,6 +2008,7 @@
           <w:p>
             <w:r>
               <w:rPr>
+                <w:rFonts w:ascii="宋体" w:hAnsi="宋体"/>
                 <w:sz w:val="18"/>
               </w:rPr>
               <w:t>/admin/policies</w:t>
@@ -1786,9 +2022,10 @@
           <w:p>
             <w:r>
               <w:rPr>
+                <w:rFonts w:ascii="宋体" w:hAnsi="宋体"/>
                 <w:sz w:val="18"/>
               </w:rPr>
-              <w:t>经理+</w:t>
+              <w:t>经理及以上</w:t>
             </w:r>
           </w:p>
         </w:tc>
@@ -1799,9 +2036,10 @@
           <w:p>
             <w:r>
               <w:rPr>
+                <w:rFonts w:ascii="宋体" w:hAnsi="宋体"/>
                 <w:sz w:val="18"/>
               </w:rPr>
-              <w:t>5条政策（税收/人才/租金/科创/金融），新增/编辑/删除</w:t>
+              <w:t>5 条政策（税收、人才、租金、科创、金融），新增、编辑、删除</w:t>
             </w:r>
           </w:p>
         </w:tc>
@@ -1814,6 +2052,7 @@
           <w:p>
             <w:r>
               <w:rPr>
+                <w:rFonts w:ascii="宋体" w:hAnsi="宋体"/>
                 <w:sz w:val="18"/>
               </w:rPr>
               <w:t>内容管理</w:t>
@@ -1827,6 +2066,7 @@
           <w:p>
             <w:r>
               <w:rPr>
+                <w:rFonts w:ascii="宋体" w:hAnsi="宋体"/>
                 <w:sz w:val="18"/>
               </w:rPr>
               <w:t>/admin/articles</w:t>
@@ -1840,9 +2080,10 @@
           <w:p>
             <w:r>
               <w:rPr>
+                <w:rFonts w:ascii="宋体" w:hAnsi="宋体"/>
                 <w:sz w:val="18"/>
               </w:rPr>
-              <w:t>经理+</w:t>
+              <w:t>经理及以上</w:t>
             </w:r>
           </w:p>
         </w:tc>
@@ -1853,9 +2094,10 @@
           <w:p>
             <w:r>
               <w:rPr>
+                <w:rFonts w:ascii="宋体" w:hAnsi="宋体"/>
                 <w:sz w:val="18"/>
               </w:rPr>
-              <w:t>4条新闻，支持封面图拖拽上传、原文链接填写</w:t>
+              <w:t>4 条新闻，支持封面图拖拽上传、原文链接填写</w:t>
             </w:r>
           </w:p>
         </w:tc>
@@ -1868,6 +2110,7 @@
           <w:p>
             <w:r>
               <w:rPr>
+                <w:rFonts w:ascii="宋体" w:hAnsi="宋体"/>
                 <w:sz w:val="18"/>
               </w:rPr>
               <w:t>园区实景</w:t>
@@ -1881,6 +2124,7 @@
           <w:p>
             <w:r>
               <w:rPr>
+                <w:rFonts w:ascii="宋体" w:hAnsi="宋体"/>
                 <w:sz w:val="18"/>
               </w:rPr>
               <w:t>/admin/park-images</w:t>
@@ -1894,9 +2138,10 @@
           <w:p>
             <w:r>
               <w:rPr>
+                <w:rFonts w:ascii="宋体" w:hAnsi="宋体"/>
                 <w:sz w:val="18"/>
               </w:rPr>
-              <w:t>经理+</w:t>
+              <w:t>经理及以上</w:t>
             </w:r>
           </w:p>
         </w:tc>
@@ -1907,9 +2152,10 @@
           <w:p>
             <w:r>
               <w:rPr>
+                <w:rFonts w:ascii="宋体" w:hAnsi="宋体"/>
                 <w:sz w:val="18"/>
               </w:rPr>
-              <w:t>3张实景图，支持多图上传、分类、排序、删除</w:t>
+              <w:t>3 张实景图，支持多图上传、分类、排序、删除</w:t>
             </w:r>
           </w:p>
         </w:tc>
@@ -1922,6 +2168,7 @@
           <w:p>
             <w:r>
               <w:rPr>
+                <w:rFonts w:ascii="宋体" w:hAnsi="宋体"/>
                 <w:sz w:val="18"/>
               </w:rPr>
               <w:t>用户管理</w:t>
@@ -1935,6 +2182,7 @@
           <w:p>
             <w:r>
               <w:rPr>
+                <w:rFonts w:ascii="宋体" w:hAnsi="宋体"/>
                 <w:sz w:val="18"/>
               </w:rPr>
               <w:t>/admin/users</w:t>
@@ -1948,6 +2196,7 @@
           <w:p>
             <w:r>
               <w:rPr>
+                <w:rFonts w:ascii="宋体" w:hAnsi="宋体"/>
                 <w:sz w:val="18"/>
               </w:rPr>
               <w:t>管理员</w:t>
@@ -1961,9 +2210,10 @@
           <w:p>
             <w:r>
               <w:rPr>
+                <w:rFonts w:ascii="宋体" w:hAnsi="宋体"/>
                 <w:sz w:val="18"/>
               </w:rPr>
-              <w:t>4个用户，新增/编辑/分配角色（管理员/经理/专员）</w:t>
+              <w:t>4 个用户，新增、编辑、分配角色（管理员、经理、专员）</w:t>
             </w:r>
           </w:p>
         </w:tc>
@@ -1980,7 +2230,7 @@
       </w:pPr>
       <w:r>
         <w:rPr>
-          <w:rFonts w:ascii="微软雅黑" w:hAnsi="微软雅黑"/>
+          <w:rFonts w:ascii="宋体" w:hAnsi="宋体"/>
         </w:rPr>
         <w:t>四、核心工作流程</w:t>
       </w:r>
@@ -1991,14 +2241,17 @@
       </w:pPr>
       <w:r>
         <w:rPr>
-          <w:rFonts w:ascii="微软雅黑" w:hAnsi="微软雅黑"/>
+          <w:rFonts w:ascii="宋体" w:hAnsi="宋体"/>
         </w:rPr>
-        <w:t>4.1 招商全流程：线索 → 项目 → 落地</w:t>
+        <w:t>4.1 招商全流程：线索到项目到落地</w:t>
       </w:r>
     </w:p>
     <w:p>
       <w:r>
-        <w:t>① 在线表单/展会/推介会产生线索 → ② 进入线索池 → ③ 招商专员联系企业，更新为"对接中" → ④ 确认意向后点击"转化"，填写项目信息 → ⑤ 自动生成项目和企业记录 → ⑥ 项目进入"洽谈→签约→落地→投产"阶段推进 → ⑦ 每次沟通添加跟进记录</w:t>
+        <w:rPr>
+          <w:rFonts w:ascii="宋体" w:hAnsi="宋体"/>
+        </w:rPr>
+        <w:t>（1）在线表单、展会、推介会产生线索；（2）线索进入线索池；（3）招商专员联系企业，更新为"对接中"；（4）确认意向后点击"转化"，填写项目信息；（5）自动生成项目和企业记录；（6）项目进入"洽谈、签约、落地、投产"阶段推进；（7）每次沟通添加跟进记录。</w:t>
       </w:r>
     </w:p>
     <w:p>
@@ -2007,14 +2260,17 @@
       </w:pPr>
       <w:r>
         <w:rPr>
-          <w:rFonts w:ascii="微软雅黑" w:hAnsi="微软雅黑"/>
+          <w:rFonts w:ascii="宋体" w:hAnsi="宋体"/>
         </w:rPr>
         <w:t>4.2 供需撮合流程</w:t>
       </w:r>
     </w:p>
     <w:p>
       <w:r>
-        <w:t>① 链主企业在后台发布采购需求 → ② 需求显示在供应商专区 → ③ 供应商浏览需求 → ④ 点击"我要响应"填写企业信息和资质 → ⑤ 后台响应管理页面审核 → ⑥ 审核通过后转入线索池 → ⑦ 走招商全流程</w:t>
+        <w:rPr>
+          <w:rFonts w:ascii="宋体" w:hAnsi="宋体"/>
+        </w:rPr>
+        <w:t>（1）链主企业在后台发布采购需求；（2）需求显示在供应商专区；（3）供应商浏览需求；（4）点击"我要响应"填写企业信息和资质；（5）后台响应管理页面审核；（6）审核通过后转入线索池；（7）走招商全流程。</w:t>
       </w:r>
     </w:p>
     <w:p>
@@ -2023,14 +2279,17 @@
       </w:pPr>
       <w:r>
         <w:rPr>
-          <w:rFonts w:ascii="微软雅黑" w:hAnsi="微软雅黑"/>
+          <w:rFonts w:ascii="宋体" w:hAnsi="宋体"/>
         </w:rPr>
         <w:t>4.3 技术攻关流程</w:t>
       </w:r>
     </w:p>
     <w:p>
       <w:r>
-        <w:t>① 链主发布技术悬赏（含悬赏金额和截止日期） → ② 悬赏显示在技术悬赏板 → ③ 高校/企业查看 → ④ 在线提交揭榜意向 → ⑤ 招商团队对接撮合</w:t>
+        <w:rPr>
+          <w:rFonts w:ascii="宋体" w:hAnsi="宋体"/>
+        </w:rPr>
+        <w:t>（1）链主发布技术悬赏（含悬赏金额和截止日期）；（2）悬赏显示在技术悬赏板；（3）高校和企业查看；（4）在线提交揭榜意向；（5）招商团队对接撮合。</w:t>
       </w:r>
     </w:p>
     <w:p>
@@ -2039,14 +2298,17 @@
       </w:pPr>
       <w:r>
         <w:rPr>
-          <w:rFonts w:ascii="微软雅黑" w:hAnsi="微软雅黑"/>
+          <w:rFonts w:ascii="宋体" w:hAnsi="宋体"/>
         </w:rPr>
         <w:t>4.4 供应商自助入驻流程</w:t>
       </w:r>
     </w:p>
     <w:p>
       <w:r>
-        <w:t>① 供应商访问 /supplier-register → ② 填写企业信息（名称、赛道、规模、城市等） → ③ 填写能力展示（主营产品、资质证书、优势标签） → ④ 填写联系人信息 → ⑤ 提交 → ⑥ 自动加入供应商池，链主可搜索到该企业</w:t>
+        <w:rPr>
+          <w:rFonts w:ascii="宋体" w:hAnsi="宋体"/>
+        </w:rPr>
+        <w:t>（1）供应商访问 /supplier-register；（2）填写企业信息（名称、赛道、规模、城市等）；（3）填写能力展示（主营产品、资质证书、优势标签）；（4）填写联系人信息；（5）提交；（6）自动加入供应商池，链主可搜索到该企业。</w:t>
       </w:r>
     </w:p>
     <w:p>
@@ -2060,7 +2322,7 @@
       </w:pPr>
       <w:r>
         <w:rPr>
-          <w:rFonts w:ascii="微软雅黑" w:hAnsi="微软雅黑"/>
+          <w:rFonts w:ascii="宋体" w:hAnsi="宋体"/>
         </w:rPr>
         <w:t>五、常见问题</w:t>
       </w:r>
@@ -2068,10 +2330,11 @@
     <w:p>
       <w:r>
         <w:rPr>
+          <w:rFonts w:ascii="宋体" w:hAnsi="宋体"/>
           <w:b/>
           <w:sz w:val="21"/>
         </w:rPr>
-        <w:t>Q: 在线表单提交后会怎样？</w:t>
+        <w:t>问：在线表单提交后会怎样？</w:t>
       </w:r>
     </w:p>
     <w:p>
@@ -2079,16 +2342,20 @@
         <w:spacing w:after="200"/>
       </w:pPr>
       <w:r>
-        <w:t>A: 自动在后台生成一条"待处理"状态的线索，招商专员可在线索池中看到并分配给负责人。</w:t>
+        <w:rPr>
+          <w:rFonts w:ascii="宋体" w:hAnsi="宋体"/>
+        </w:rPr>
+        <w:t>答：自动在后台生成一条"待处理"状态的线索，招商专员可在线索池中看到并分配给负责人。</w:t>
       </w:r>
     </w:p>
     <w:p>
       <w:r>
         <w:rPr>
+          <w:rFonts w:ascii="宋体" w:hAnsi="宋体"/>
           <w:b/>
           <w:sz w:val="21"/>
         </w:rPr>
-        <w:t>Q: 线索转为项目后，线索还在吗？</w:t>
+        <w:t>问：线索转为项目后，线索还在吗？</w:t>
       </w:r>
     </w:p>
     <w:p>
@@ -2096,16 +2363,20 @@
         <w:spacing w:after="200"/>
       </w:pPr>
       <w:r>
-        <w:t>A: 线索状态变为"已转化"，线索仍保留在系统中，关联字段指向生成的项目。</w:t>
+        <w:rPr>
+          <w:rFonts w:ascii="宋体" w:hAnsi="宋体"/>
+        </w:rPr>
+        <w:t>答：线索状态变为"已转化"，线索仍保留在系统中，关联字段指向生成的项目。</w:t>
       </w:r>
     </w:p>
     <w:p>
       <w:r>
         <w:rPr>
+          <w:rFonts w:ascii="宋体" w:hAnsi="宋体"/>
           <w:b/>
           <w:sz w:val="21"/>
         </w:rPr>
-        <w:t>Q: 采购需求发布后供应商怎么知道？</w:t>
+        <w:t>问：采购需求发布后供应商怎么知道？</w:t>
       </w:r>
     </w:p>
     <w:p>
@@ -2113,16 +2384,20 @@
         <w:spacing w:after="200"/>
       </w:pPr>
       <w:r>
-        <w:t>A: 供应商通过对外公开的"供应商专区"页面浏览，无需登录。看到合适的可在线提交响应。</w:t>
+        <w:rPr>
+          <w:rFonts w:ascii="宋体" w:hAnsi="宋体"/>
+        </w:rPr>
+        <w:t>答：供应商通过对外公开的"供应商专区"页面浏览，无需登录。看到合适的可在线提交响应。</w:t>
       </w:r>
     </w:p>
     <w:p>
       <w:r>
         <w:rPr>
+          <w:rFonts w:ascii="宋体" w:hAnsi="宋体"/>
           <w:b/>
           <w:sz w:val="21"/>
         </w:rPr>
-        <w:t>Q: 供应商响应后怎么处理？</w:t>
+        <w:t>问：供应商响应后怎么处理？</w:t>
       </w:r>
     </w:p>
     <w:p>
@@ -2130,16 +2405,20 @@
         <w:spacing w:after="200"/>
       </w:pPr>
       <w:r>
-        <w:t>A: 进入后台"响应管理"页面 → 查看详情 → 标记审核中 → 审核通过后转入线索池。</w:t>
+        <w:rPr>
+          <w:rFonts w:ascii="宋体" w:hAnsi="宋体"/>
+        </w:rPr>
+        <w:t>答：进入后台"响应管理"页面，查看详情，标记审核中，审核通过后转入线索池。</w:t>
       </w:r>
     </w:p>
     <w:p>
       <w:r>
         <w:rPr>
+          <w:rFonts w:ascii="宋体" w:hAnsi="宋体"/>
           <w:b/>
           <w:sz w:val="21"/>
         </w:rPr>
-        <w:t>Q: 链主企业怎么增加？</w:t>
+        <w:t>问：链主企业怎么增加？</w:t>
       </w:r>
     </w:p>
     <w:p>
@@ -2147,16 +2426,20 @@
         <w:spacing w:after="200"/>
       </w:pPr>
       <w:r>
-        <w:t>A: 后台"客商库"中新增企业，勾选"链主企业"标识即可。</w:t>
+        <w:rPr>
+          <w:rFonts w:ascii="宋体" w:hAnsi="宋体"/>
+        </w:rPr>
+        <w:t>答：后台"客商库"中新增企业，勾选"链主企业"标识即可。</w:t>
       </w:r>
     </w:p>
     <w:p>
       <w:r>
         <w:rPr>
+          <w:rFonts w:ascii="宋体" w:hAnsi="宋体"/>
           <w:b/>
           <w:sz w:val="21"/>
         </w:rPr>
-        <w:t>Q: 热力图没数据怎么办？</w:t>
+        <w:t>问：热力图没有数据怎么办？</w:t>
       </w:r>
     </w:p>
     <w:p>
@@ -2164,16 +2447,20 @@
         <w:spacing w:after="200"/>
       </w:pPr>
       <w:r>
-        <w:t>A: 企业需有经纬度坐标。在客商库中点击"填充坐标"按钮（需天眼查CLI配置），或手动填写。</w:t>
+        <w:rPr>
+          <w:rFonts w:ascii="宋体" w:hAnsi="宋体"/>
+        </w:rPr>
+        <w:t>答：企业需要有经纬度坐标。在客商库中点击"填充坐标"按钮（需要天眼查命令行工具配置），或手动填写。</w:t>
       </w:r>
     </w:p>
     <w:p>
       <w:r>
         <w:rPr>
+          <w:rFonts w:ascii="宋体" w:hAnsi="宋体"/>
           <w:b/>
           <w:sz w:val="21"/>
         </w:rPr>
-        <w:t>Q: 怎么备份数据？</w:t>
+        <w:t>问：怎么备份数据？</w:t>
       </w:r>
     </w:p>
     <w:p>
@@ -2181,16 +2468,20 @@
         <w:spacing w:after="200"/>
       </w:pPr>
       <w:r>
-        <w:t>A: 开发环境直接复制 yiyang_invest.db 文件。生产环境使用 deploy/backup.sh 脚本。</w:t>
+        <w:rPr>
+          <w:rFonts w:ascii="宋体" w:hAnsi="宋体"/>
+        </w:rPr>
+        <w:t>答：开发环境直接复制 yiyang_invest.db 文件。生产环境使用 deploy/backup.sh 脚本。</w:t>
       </w:r>
     </w:p>
     <w:p>
       <w:r>
         <w:rPr>
+          <w:rFonts w:ascii="宋体" w:hAnsi="宋体"/>
           <w:b/>
           <w:sz w:val="21"/>
         </w:rPr>
-        <w:t>Q: 忘记密码怎么办？</w:t>
+        <w:t>问：忘记密码怎么办？</w:t>
       </w:r>
     </w:p>
     <w:p>
@@ -2198,7 +2489,10 @@
         <w:spacing w:after="200"/>
       </w:pPr>
       <w:r>
-        <w:t>A: 联系管理员重置。管理员在 /admin/users 可修改任何用户密码。</w:t>
+        <w:rPr>
+          <w:rFonts w:ascii="宋体" w:hAnsi="宋体"/>
+        </w:rPr>
+        <w:t>答：联系管理员重置。管理员在 /admin/users 可修改任何用户密码。</w:t>
       </w:r>
     </w:p>
     <w:sectPr>
@@ -2578,7 +2872,7 @@
       <w:spacing w:after="120" w:line="360" w:lineRule="auto"/>
     </w:pPr>
     <w:rPr>
-      <w:rFonts w:ascii="微软雅黑" w:hAnsi="微软雅黑"/>
+      <w:rFonts w:ascii="宋体" w:hAnsi="宋体"/>
       <w:sz w:val="21"/>
     </w:rPr>
   </w:style>
@@ -2641,10 +2935,10 @@
       <w:outlineLvl w:val="0"/>
     </w:pPr>
     <w:rPr>
-      <w:rFonts w:asciiTheme="majorHAnsi" w:eastAsiaTheme="majorEastAsia" w:hAnsiTheme="majorHAnsi" w:cstheme="majorBidi"/>
+      <w:rFonts w:asciiTheme="majorHAnsi" w:eastAsiaTheme="majorEastAsia" w:hAnsiTheme="majorHAnsi" w:cstheme="majorBidi" w:ascii="宋体" w:hAnsi="宋体"/>
       <w:b/>
       <w:bCs/>
-      <w:color w:val="365F91" w:themeColor="accent1" w:themeShade="BF"/>
+      <w:color w:val="000000"/>
       <w:sz w:val="28"/>
       <w:szCs w:val="28"/>
     </w:rPr>
@@ -2665,10 +2959,10 @@
       <w:outlineLvl w:val="1"/>
     </w:pPr>
     <w:rPr>
-      <w:rFonts w:asciiTheme="majorHAnsi" w:eastAsiaTheme="majorEastAsia" w:hAnsiTheme="majorHAnsi" w:cstheme="majorBidi"/>
+      <w:rFonts w:asciiTheme="majorHAnsi" w:eastAsiaTheme="majorEastAsia" w:hAnsiTheme="majorHAnsi" w:cstheme="majorBidi" w:ascii="宋体" w:hAnsi="宋体"/>
       <w:b/>
       <w:bCs/>
-      <w:color w:val="4F81BD" w:themeColor="accent1"/>
+      <w:color w:val="000000"/>
       <w:sz w:val="26"/>
       <w:szCs w:val="26"/>
     </w:rPr>
@@ -2689,10 +2983,10 @@
       <w:outlineLvl w:val="2"/>
     </w:pPr>
     <w:rPr>
-      <w:rFonts w:asciiTheme="majorHAnsi" w:eastAsiaTheme="majorEastAsia" w:hAnsiTheme="majorHAnsi" w:cstheme="majorBidi"/>
+      <w:rFonts w:asciiTheme="majorHAnsi" w:eastAsiaTheme="majorEastAsia" w:hAnsiTheme="majorHAnsi" w:cstheme="majorBidi" w:ascii="宋体" w:hAnsi="宋体"/>
       <w:b/>
       <w:bCs/>
-      <w:color w:val="4F81BD" w:themeColor="accent1"/>
+      <w:color w:val="000000"/>
     </w:rPr>
   </w:style>
   <w:style w:type="paragraph" w:styleId="Heading4">
